--- a/artifacts/SMB-31/build/msg-ldb-05.docx
+++ b/artifacts/SMB-31/build/msg-ldb-05.docx
@@ -104,7 +104,7 @@
         <w:pStyle w:val="BodyText"/>
       </w:pPr>
       <w:r>
-        <w:t xml:space="preserve">For your records, and also so you have the full picture, the homeowners’ contract sum is $148,500.00, with a 20 percent deposit, and their payment terms are net_7.</w:t>
+        <w:t xml:space="preserve">For your records, the homeowners’ contract sum is $148,500.00, with a 20 percent deposit, and their payment terms are net_7.</w:t>
       </w:r>
     </w:p>
     <w:p>
